--- a/docs/reference/Manual_y_Documentacion_Tecnica_HuskeyPocket.docx
+++ b/docs/reference/Manual_y_Documentacion_Tecnica_HuskeyPocket.docx
@@ -55,7 +55,7 @@
           <w:sz w:val="16"/>
           <w:szCs w:val="18"/>
         </w:rPr>
-        <w:t>Plataforma: Waveshare ESP32-S3-Touch-LCD-2.8 | Firmware: v1.0.0 (Build 2026) | Entorno: Air-Gapped Offline</w:t>
+        <w:t>Plataforma: Waveshare ESP32-S3-Touch-LCD-2.8 | Firmware de referencia: 1.0.1</w:t>
       </w:r>
     </w:p>
     <w:tbl>
@@ -103,7 +103,9 @@
                 <w:szCs w:val="18"/>
                 <w:lang w:val="es-MX"/>
               </w:rPr>
-              <w:t>DECLARACION DE SEGURIDAD</w:t>
+              <w:t>ESTADO Y ALCANCE</w:t>
+              <w:br/>
+              <w:t>Huskey Pocket almacena la bóveda localmente y no usa servicios de nube. Este proyecto no ha recibido una auditoría de seguridad. El cifrado de la bóveda y Secure Boot forman parte de la configuración del dispositivo, pero no certifican su seguridad.</w:t>
             </w:r>
             <w:r>
               <w:rPr>
@@ -113,7 +115,6 @@
                 <w:szCs w:val="18"/>
                 <w:lang w:val="es-MX"/>
               </w:rPr>
-              <w:br/>
             </w:r>
             <w:r>
               <w:rPr>
@@ -122,7 +123,6 @@
                 <w:szCs w:val="18"/>
                 <w:lang w:val="es-MX"/>
               </w:rPr>
-              <w:t>Huskey Pocket es una boveda criptografica fisica disenada bajo el principio de aislamiento absoluto de red (air-gap). El dispositivo no cuenta con interfaz WiFi habilitada ni conexion a servidores externos. La custodia de las credenciales depende exclusivamente del microcontrolador y el almacenamiento interno cifrado.</w:t>
             </w:r>
           </w:p>
         </w:tc>
@@ -174,7 +174,7 @@
           <w:szCs w:val="18"/>
           <w:lang w:val="es-MX"/>
         </w:rPr>
-        <w:t>El dispositivo integra hardware de control, almacenamiento y visualizacion de grado industrial orientado al funcionamiento de bajo consumo y maxima confidencialidad.</w:t>
+        <w:t>El dispositivo integra hardware de control, almacenamiento y visualización para ejecutar el gestor de credenciales de forma local.</w:t>
       </w:r>
     </w:p>
     <w:p>
@@ -242,15 +242,14 @@
           <w:szCs w:val="18"/>
           <w:lang w:val="es-MX"/>
         </w:rPr>
-        <w:t xml:space="preserve">Memoria Flash: </w:t>
-      </w:r>
-      <w:r>
-        <w:rPr>
-          <w:sz w:val="18"/>
-          <w:szCs w:val="18"/>
-          <w:lang w:val="es-MX"/>
-        </w:rPr>
-        <w:t>8 MB de memoria Flash externa para almacenamiento de firmware y particion LittleFS cifrada.</w:t>
+        <w:t>Memoria Flash: 16 MB según la configuración de compilación del repositorio.</w:t>
+      </w:r>
+      <w:r>
+        <w:rPr>
+          <w:sz w:val="18"/>
+          <w:szCs w:val="18"/>
+          <w:lang w:val="es-MX"/>
+        </w:rPr>
       </w:r>
     </w:p>
     <w:p>
@@ -423,15 +422,14 @@
           <w:szCs w:val="18"/>
           <w:lang w:val="es-MX"/>
         </w:rPr>
-        <w:t xml:space="preserve">Reloj en Tiempo Real (PCF85063): </w:t>
-      </w:r>
-      <w:r>
-        <w:rPr>
-          <w:sz w:val="18"/>
-          <w:szCs w:val="18"/>
-          <w:lang w:val="es-MX"/>
-        </w:rPr>
-        <w:t>Chip RTC dedicado conectado al bus I2C principal (Wire, pines SDA=11, SCL=10). Mantiene la hora, fecha y soporte de sincronizacion para codigos TOTP aun cuando el microcontrolador se apaga por completo.</w:t>
+        <w:t>Reloj en Tiempo Real (PCF85063): el RTC requiere una batería externa de respaldo para conservar la hora cuando se apaga la batería principal LiPo 523450.</w:t>
+      </w:r>
+      <w:r>
+        <w:rPr>
+          <w:sz w:val="18"/>
+          <w:szCs w:val="18"/>
+          <w:lang w:val="es-MX"/>
+        </w:rPr>
       </w:r>
     </w:p>
     <w:p>
@@ -587,7 +585,7 @@
           <w:szCs w:val="18"/>
           <w:lang w:val="es-MX"/>
         </w:rPr>
-        <w:t>La boveda (Vault) implementa esquemas criptograficos estandarizados que garantizan la confidencialidad de la informacion incluso en escenarios de extraccion fisica de la memoria flash.</w:t>
+        <w:t>Los campos sensibles de la bóveda se cifran con AES-256-CBC. CBC no incluye autenticación criptográfica integrada; la verificación se realiza por separado.</w:t>
       </w:r>
     </w:p>
     <w:p>
@@ -625,7 +623,7 @@
           <w:szCs w:val="18"/>
           <w:lang w:val="es-MX"/>
         </w:rPr>
-        <w:t>La proteccion de los datos se basa en el PIN de desbloqueo configurado por el usuario (de 4 a 8 digitos numéricos).</w:t>
+        <w:t>El PIN de desbloqueo contiene 6 dígitos numéricos.</w:t>
       </w:r>
     </w:p>
     <w:p>
@@ -646,15 +644,14 @@
           <w:szCs w:val="18"/>
           <w:lang w:val="es-MX"/>
         </w:rPr>
-        <w:t xml:space="preserve">No Almacenamiento de PIN: </w:t>
-      </w:r>
-      <w:r>
-        <w:rPr>
-          <w:sz w:val="18"/>
-          <w:szCs w:val="18"/>
-          <w:lang w:val="es-MX"/>
-        </w:rPr>
-        <w:t>El PIN introducido no se almacena en texto plano en ninguna posicion de memoria ni registro persistente.</w:t>
+        <w:t>El PIN no se guarda en texto plano como preferencia persistente; el firmware mantiene entradas temporalmente en memoria durante la autenticación.</w:t>
+      </w:r>
+      <w:r>
+        <w:rPr>
+          <w:sz w:val="18"/>
+          <w:szCs w:val="18"/>
+          <w:lang w:val="es-MX"/>
+        </w:rPr>
       </w:r>
     </w:p>
     <w:p>
@@ -675,15 +672,14 @@
           <w:szCs w:val="18"/>
           <w:lang w:val="es-MX"/>
         </w:rPr>
-        <w:t xml:space="preserve">Algoritmo PBKDF2: </w:t>
-      </w:r>
-      <w:r>
-        <w:rPr>
-          <w:sz w:val="18"/>
-          <w:szCs w:val="18"/>
-          <w:lang w:val="es-MX"/>
-        </w:rPr>
-        <w:t>Se procesa mediante la funcion PBKDF2-HMAC-SHA256 con 100,000 iteraciones y una sal criptografica unica de 16 bytes generada mediante el generador de entropia por hardware (esp_random).</w:t>
+        <w:t>La clave de la bóveda se deriva del PIN mediante PBKDF2-HMAC-SHA256 con 50 000 iteraciones y un salt de 16 bytes. El contenedor .hky usa 100 000 iteraciones para la contraseña de exportación.</w:t>
+      </w:r>
+      <w:r>
+        <w:rPr>
+          <w:sz w:val="18"/>
+          <w:szCs w:val="18"/>
+          <w:lang w:val="es-MX"/>
+        </w:rPr>
       </w:r>
     </w:p>
     <w:p>
@@ -780,15 +776,14 @@
           <w:szCs w:val="18"/>
           <w:lang w:val="es-MX"/>
         </w:rPr>
-        <w:t xml:space="preserve">Verificacion en Tiempo Constante: </w:t>
-      </w:r>
-      <w:r>
-        <w:rPr>
-          <w:sz w:val="18"/>
-          <w:szCs w:val="18"/>
-          <w:lang w:val="es-MX"/>
-        </w:rPr>
-        <w:t>La comprobacion de validez del PIN se realiza mediante un testigo de autenticacion (hash SHA-256 verificado en tiempo constante con memcmp seguro para neutralizar ataques por analisis de tiempo de ejecucion).</w:t>
+        <w:t>La verificación del PIN usa un valor de control cifrado. No se afirma que el firmware esté libre de filtraciones temporales.</w:t>
+      </w:r>
+      <w:r>
+        <w:rPr>
+          <w:sz w:val="18"/>
+          <w:szCs w:val="18"/>
+          <w:lang w:val="es-MX"/>
+        </w:rPr>
       </w:r>
     </w:p>
     <w:p>
@@ -809,15 +804,14 @@
           <w:szCs w:val="18"/>
           <w:lang w:val="es-MX"/>
         </w:rPr>
-        <w:t xml:space="preserve">Mitigacion Anti-Fuerza Bruta: </w:t>
-      </w:r>
-      <w:r>
-        <w:rPr>
-          <w:sz w:val="18"/>
-          <w:szCs w:val="18"/>
-          <w:lang w:val="es-MX"/>
-        </w:rPr>
-        <w:t>Tras un numero predeterminado de intentos consecutivos erroneos de PIN, el sistema incrementa exponencialmente los tiempos de espera y puede ejecutar un bloqueo total de seguridad.</w:t>
+        <w:t>Tras cinco intentos consecutivos fallidos del PIN de la bóveda, el firmware inicia el restablecimiento de fábrica. FRP conserva el PIN anterior y aplica su propio límite de intentos.</w:t>
+      </w:r>
+      <w:r>
+        <w:rPr>
+          <w:sz w:val="18"/>
+          <w:szCs w:val="18"/>
+          <w:lang w:val="es-MX"/>
+        </w:rPr>
       </w:r>
     </w:p>
     <w:p>
@@ -856,15 +850,14 @@
           <w:szCs w:val="18"/>
           <w:lang w:val="es-MX"/>
         </w:rPr>
-        <w:t xml:space="preserve">Particion de Datos: </w:t>
-      </w:r>
-      <w:r>
-        <w:rPr>
-          <w:sz w:val="18"/>
-          <w:szCs w:val="18"/>
-          <w:lang w:val="es-MX"/>
-        </w:rPr>
-        <w:t>Las entradas residen en la particion LittleFS de la memoria flash interna. LittleFS proporciona nivelacion de desgaste (wear leveling) y resistencia a cortes de energia.</w:t>
+        <w:t>Particion de Datos: Las entradas residen en la particion LittleFS de la memoria flash interna. El vault se almacena en una partición LittleFS de la flash interna.</w:t>
+      </w:r>
+      <w:r>
+        <w:rPr>
+          <w:sz w:val="18"/>
+          <w:szCs w:val="18"/>
+          <w:lang w:val="es-MX"/>
+        </w:rPr>
       </w:r>
     </w:p>
     <w:p>
@@ -885,15 +878,14 @@
           <w:szCs w:val="18"/>
           <w:lang w:val="es-MX"/>
         </w:rPr>
-        <w:t xml:space="preserve">Wipe Seguro: </w:t>
-      </w:r>
-      <w:r>
-        <w:rPr>
-          <w:sz w:val="18"/>
-          <w:szCs w:val="18"/>
-          <w:lang w:val="es-MX"/>
-        </w:rPr>
-        <w:t>La opcion de Restablecimiento de Fabrica sobrescribe de forma destructiva las cabeceras criptograficas y sectores de credenciales antes de formatear las tablas logicas, impidiendo la recuperacion de datos residuales.</w:t>
+        <w:t>Restablecimiento de fábrica: elimina la bóveda y preferencias locales; conserva FRP. La limpieza lógica no garantiza sobreescritura física de todas las celdas flash.</w:t>
+      </w:r>
+      <w:r>
+        <w:rPr>
+          <w:sz w:val="18"/>
+          <w:szCs w:val="18"/>
+          <w:lang w:val="es-MX"/>
+        </w:rPr>
       </w:r>
     </w:p>
     <w:p>
@@ -1048,22 +1040,20 @@
           <w:szCs w:val="18"/>
           <w:lang w:val="es-MX"/>
         </w:rPr>
-        <w:t xml:space="preserve">Respuesta Inmediata: </w:t>
-      </w:r>
-      <w:r>
-        <w:rPr>
-          <w:sz w:val="18"/>
-          <w:szCs w:val="18"/>
-          <w:lang w:val="es-MX"/>
-        </w:rPr>
-        <w:t xml:space="preserve">En un lapso inferior a 50 milisegundos, el sistema purga las claves de la memoria RAM, desactiva la pantalla y entra en modo de suspension profunda (Deep Sleep). </w:t>
-      </w:r>
-      <w:r>
-        <w:rPr>
-          <w:sz w:val="18"/>
-          <w:szCs w:val="18"/>
-        </w:rPr>
-        <w:t>Al despertar, el equipo exige obligatoriamente el PIN maestro.</w:t>
+        <w:t>Bloqueo por arrebato: el firmware consulta el IMU QMI8658C por software y bloquea el dispositivo cuando las lecturas exceden los umbrales elegidos. No hay un tiempo de respuesta garantizado.</w:t>
+      </w:r>
+      <w:r>
+        <w:rPr>
+          <w:sz w:val="18"/>
+          <w:szCs w:val="18"/>
+          <w:lang w:val="es-MX"/>
+        </w:rPr>
+      </w:r>
+      <w:r>
+        <w:rPr>
+          <w:sz w:val="18"/>
+          <w:szCs w:val="18"/>
+        </w:rPr>
       </w:r>
     </w:p>
     <w:p>
@@ -1152,15 +1142,14 @@
           <w:szCs w:val="18"/>
           <w:lang w:val="es-MX"/>
         </w:rPr>
-        <w:t xml:space="preserve">Temporizador Parametrico: </w:t>
-      </w:r>
-      <w:r>
-        <w:rPr>
-          <w:sz w:val="18"/>
-          <w:szCs w:val="18"/>
-          <w:lang w:val="es-MX"/>
-        </w:rPr>
-        <w:t>Configurable en ventanas temporales de dias, semanas o meses desde los ajustes de seguridad.</w:t>
+        <w:t>Modo perdido: se configura en días. Cuando vence sin un desbloqueo real, el firmware inicia un restablecimiento de fábrica. El RTC debe conservar la hora.</w:t>
+      </w:r>
+      <w:r>
+        <w:rPr>
+          <w:sz w:val="18"/>
+          <w:szCs w:val="18"/>
+          <w:lang w:val="es-MX"/>
+        </w:rPr>
       </w:r>
     </w:p>
     <w:p>
@@ -1210,15 +1199,14 @@
           <w:szCs w:val="18"/>
           <w:lang w:val="es-MX"/>
         </w:rPr>
-        <w:t xml:space="preserve">Politica Defensiva: </w:t>
-      </w:r>
-      <w:r>
-        <w:rPr>
-          <w:sz w:val="18"/>
-          <w:szCs w:val="18"/>
-          <w:lang w:val="es-MX"/>
-        </w:rPr>
-        <w:t>Si el plazo expira sin que el usuario haya iniciado sesion, el dispositivo puede activar politicas de bloqueo permanente o eliminacion preventiva y segura de todas las credenciales.</w:t>
+        <w:t>Al vencer el plazo configurado, el firmware inicia un restablecimiento de fábrica. La función depende de que el RTC conserve una hora válida.</w:t>
+      </w:r>
+      <w:r>
+        <w:rPr>
+          <w:sz w:val="18"/>
+          <w:szCs w:val="18"/>
+          <w:lang w:val="es-MX"/>
+        </w:rPr>
       </w:r>
     </w:p>
     <w:p>
@@ -1257,15 +1245,14 @@
           <w:szCs w:val="18"/>
           <w:lang w:val="es-MX"/>
         </w:rPr>
-        <w:t xml:space="preserve">Auto-Lock: </w:t>
-      </w:r>
-      <w:r>
-        <w:rPr>
-          <w:sz w:val="18"/>
-          <w:szCs w:val="18"/>
-          <w:lang w:val="es-MX"/>
-        </w:rPr>
-        <w:t>Temporizador de inactividad que detecta la ausencia de toques en pantalla. Tras cumplirse el periodo establecido (1 a 10 minutos), apaga la retroiluminacion y bloquea la sesion para proteger la privacidad visual y ahorrar bateria.</w:t>
+        <w:t>Bloqueo automático: se configura en 30 segundos, 1 minuto, 2 minutos, 5 minutos o nunca. Al bloquear la sesión, se limpia la clave de sesión de la memoria.</w:t>
+      </w:r>
+      <w:r>
+        <w:rPr>
+          <w:sz w:val="18"/>
+          <w:szCs w:val="18"/>
+          <w:lang w:val="es-MX"/>
+        </w:rPr>
       </w:r>
     </w:p>
     <w:p>
@@ -2131,7 +2118,7 @@
           <w:szCs w:val="18"/>
           <w:lang w:val="es-MX"/>
         </w:rPr>
-        <w:t>Huskey Pocket sustituye completamente a las aplicaciones de autenticacion moviles como Google Authenticator o Microsoft Authenticator, aislando los tokens del telefono.</w:t>
+        <w:t>Huskey Pocket almacena secretos TOTP y genera códigos de 6 dígitos cada 30 segundos. No reemplaza necesariamente otros métodos de autenticación.</w:t>
       </w:r>
     </w:p>
     <w:p>
@@ -2922,15 +2909,14 @@
           <w:szCs w:val="18"/>
           <w:lang w:val="es-MX"/>
         </w:rPr>
-        <w:t xml:space="preserve">Copia Integral: </w:t>
-      </w:r>
-      <w:r>
-        <w:rPr>
-          <w:sz w:val="18"/>
-          <w:szCs w:val="18"/>
-          <w:lang w:val="es-MX"/>
-        </w:rPr>
-        <w:t>Genera un archivo comprimido y cifrado que contiene la base de datos integra de cuentas, notas y carpetas.</w:t>
+        <w:t>Copia cifrada .hky: guarda la información de la bóveda en un contenedor cifrado; el formato no implica compresión.</w:t>
+      </w:r>
+      <w:r>
+        <w:rPr>
+          <w:sz w:val="18"/>
+          <w:szCs w:val="18"/>
+          <w:lang w:val="es-MX"/>
+        </w:rPr>
       </w:r>
     </w:p>
     <w:p>
@@ -3184,15 +3170,14 @@
           <w:szCs w:val="18"/>
           <w:lang w:val="es-MX"/>
         </w:rPr>
-        <w:t xml:space="preserve">Borrado Seguro en SD: </w:t>
-      </w:r>
-      <w:r>
-        <w:rPr>
-          <w:sz w:val="18"/>
-          <w:szCs w:val="18"/>
-          <w:lang w:val="es-MX"/>
-        </w:rPr>
-        <w:t>Boton dedicado en los ajustes para sobrescribir y eliminar definitivamente el directorio /export de la MicroSD.</w:t>
+        <w:t>Limpieza de /export: sobrescribe y elimina archivos administrados; la sobrescritura no garantiza la eliminación física de todas las copias en la memoria flash.</w:t>
+      </w:r>
+      <w:r>
+        <w:rPr>
+          <w:sz w:val="18"/>
+          <w:szCs w:val="18"/>
+          <w:lang w:val="es-MX"/>
+        </w:rPr>
       </w:r>
     </w:p>
     <w:p>
@@ -3464,15 +3449,14 @@
           <w:szCs w:val="18"/>
           <w:lang w:val="es-MX"/>
         </w:rPr>
-        <w:t xml:space="preserve">Tema Personalizado con Luminancia: </w:t>
-      </w:r>
-      <w:r>
-        <w:rPr>
-          <w:sz w:val="18"/>
-          <w:szCs w:val="18"/>
-          <w:lang w:val="es-MX"/>
-        </w:rPr>
-        <w:t>Permite al usuario ajustar libremente el tono (Hue) y saturacion del fondo, tarjetas y botones de acento. El sistema aplica una formula de luminancia perceptual en tiempo real para determinar si el texto superpuesto debe ser blanco o negro, garantizando contraste optimo.</w:t>
+        <w:t>Tema Personalizado con Luminancia: Permite al usuario ajustar libremente el tono (Hue) y saturacion del fondo, tarjetas y botones de acento. El sistema calcula la luminancia del color seleccionado y elige texto blanco o negro según ese valor.</w:t>
+      </w:r>
+      <w:r>
+        <w:rPr>
+          <w:sz w:val="18"/>
+          <w:szCs w:val="18"/>
+          <w:lang w:val="es-MX"/>
+        </w:rPr>
       </w:r>
     </w:p>
     <w:p>
@@ -3703,15 +3687,14 @@
           <w:szCs w:val="18"/>
           <w:lang w:val="es-MX"/>
         </w:rPr>
-        <w:t xml:space="preserve">Formato Recomendado: </w:t>
-      </w:r>
-      <w:r>
-        <w:rPr>
-          <w:sz w:val="18"/>
-          <w:szCs w:val="18"/>
-          <w:lang w:val="es-MX"/>
-        </w:rPr>
-        <w:t>Se recomienda utilizar tarjetas MicroSD formateadas en sistema de archivos FAT32 con tamano de asignacion de 32 KB. Tarjetas de 4 GB a 32 GB ofrecen maxima compatibilidad y velocidad de deteccion.</w:t>
+        <w:t>La microSD debe usar un formato compatible con SD_MMC y el sistema de archivos configurado por el firmware. La documentación del código no establece tamaños de tarjeta ni unidad de asignación recomendados.</w:t>
+      </w:r>
+      <w:r>
+        <w:rPr>
+          <w:sz w:val="18"/>
+          <w:szCs w:val="18"/>
+          <w:lang w:val="es-MX"/>
+        </w:rPr>
       </w:r>
     </w:p>
     <w:p>
@@ -3750,18 +3733,19 @@
           <w:szCs w:val="18"/>
           <w:lang w:val="es-MX"/>
         </w:rPr>
-        <w:t xml:space="preserve">Bateria LiPo: </w:t>
-      </w:r>
-      <w:r>
-        <w:rPr>
-          <w:sz w:val="18"/>
-          <w:szCs w:val="18"/>
-          <w:lang w:val="es-MX"/>
-        </w:rPr>
-        <w:t>El circuito de carga gestiona celdas LiPo de 3.7 V nominales (4.2 V a carga completa). La barra de estado indica cuando el cable USB suministra corriente y la bateria esta completando su ciclo.</w:t>
+        <w:t>Bateria LiPo: La batería principal indicada para la carcasa es una LiPo de 3.7 V, formato 523450. Consulta las especificaciones de la placa para conocer el circuito de carga.</w:t>
+      </w:r>
+      <w:r>
+        <w:rPr>
+          <w:sz w:val="18"/>
+          <w:szCs w:val="18"/>
+          <w:lang w:val="es-MX"/>
+        </w:rPr>
       </w:r>
     </w:p>
     <w:sectPr>
+      <w:headerReference w:type="default" r:id="rId8"/>
+      <w:footerReference w:type="default" r:id="rId9"/>
       <w:pgSz w:w="12240" w:h="15840"/>
       <w:pgMar w:top="1440" w:right="1440" w:bottom="1440" w:left="1440" w:header="720" w:footer="720" w:gutter="0"/>
       <w:cols w:space="720"/>
@@ -3769,6 +3753,26 @@
     </w:sectPr>
   </w:body>
 </w:document>
+</file>
+
+<file path=word/footer1.xml><?xml version="1.0" encoding="utf-8"?>
+<w:ftr xmlns:m="http://schemas.openxmlformats.org/officeDocument/2006/math" xmlns:mc="http://schemas.openxmlformats.org/markup-compatibility/2006" xmlns:mo="http://schemas.microsoft.com/office/mac/office/2008/main" xmlns:mv="urn:schemas-microsoft-com:mac:vml" xmlns:o="urn:schemas-microsoft-com:office:office" xmlns:r="http://schemas.openxmlformats.org/officeDocument/2006/relationships" xmlns:v="urn:schemas-microsoft-com:vml" xmlns:w10="urn:schemas-microsoft-com:office:word" xmlns:w14="http://schemas.microsoft.com/office/word/2010/wordml" xmlns:w="http://schemas.openxmlformats.org/wordprocessingml/2006/main" xmlns:wne="http://schemas.microsoft.com/office/word/2006/wordml" xmlns:wp14="http://schemas.microsoft.com/office/word/2010/wordprocessingDrawing" xmlns:wp="http://schemas.openxmlformats.org/drawingml/2006/wordprocessingDrawing" xmlns:wpc="http://schemas.microsoft.com/office/word/2010/wordprocessingCanvas" xmlns:wpg="http://schemas.microsoft.com/office/word/2010/wordprocessingGroup" xmlns:wpi="http://schemas.microsoft.com/office/word/2010/wordprocessingInk" xmlns:wps="http://schemas.microsoft.com/office/word/2010/wordprocessingShape" mc:Ignorable="w14 wp14">
+  <w:p>
+    <w:pPr>
+      <w:pStyle w:val="Footer"/>
+    </w:pPr>
+  </w:p>
+</w:ftr>
+</file>
+
+<file path=word/header1.xml><?xml version="1.0" encoding="utf-8"?>
+<w:hdr xmlns:m="http://schemas.openxmlformats.org/officeDocument/2006/math" xmlns:mc="http://schemas.openxmlformats.org/markup-compatibility/2006" xmlns:mo="http://schemas.microsoft.com/office/mac/office/2008/main" xmlns:mv="urn:schemas-microsoft-com:mac:vml" xmlns:o="urn:schemas-microsoft-com:office:office" xmlns:r="http://schemas.openxmlformats.org/officeDocument/2006/relationships" xmlns:v="urn:schemas-microsoft-com:vml" xmlns:w10="urn:schemas-microsoft-com:office:word" xmlns:w14="http://schemas.microsoft.com/office/word/2010/wordml" xmlns:w="http://schemas.openxmlformats.org/wordprocessingml/2006/main" xmlns:wne="http://schemas.microsoft.com/office/word/2006/wordml" xmlns:wp14="http://schemas.microsoft.com/office/word/2010/wordprocessingDrawing" xmlns:wp="http://schemas.openxmlformats.org/drawingml/2006/wordprocessingDrawing" xmlns:wpc="http://schemas.microsoft.com/office/word/2010/wordprocessingCanvas" xmlns:wpg="http://schemas.microsoft.com/office/word/2010/wordprocessingGroup" xmlns:wpi="http://schemas.microsoft.com/office/word/2010/wordprocessingInk" xmlns:wps="http://schemas.microsoft.com/office/word/2010/wordprocessingShape" mc:Ignorable="w14 wp14">
+  <w:p>
+    <w:pPr>
+      <w:pStyle w:val="Header"/>
+    </w:pPr>
+  </w:p>
+</w:hdr>
 </file>
 
 <file path=word/numbering.xml><?xml version="1.0" encoding="utf-8"?>
